--- a/Nitya_Laptop/MB Section/1-VIN Section/VIN.docx
+++ b/Nitya_Laptop/MB Section/1-VIN Section/VIN.docx
@@ -127,6 +127,9 @@
       </w:pPr>
       <w:r>
         <w:t>AC OK – sio feedback</w:t>
+      </w:r>
+      <w:r>
+        <w:t>( send msg to sio ki power aa rha hai)</w:t>
       </w:r>
     </w:p>
     <w:p>

--- a/Nitya_Laptop/MB Section/1-VIN Section/VIN.docx
+++ b/Nitya_Laptop/MB Section/1-VIN Section/VIN.docx
@@ -58,6 +58,11 @@
       </w:r>
     </w:p>
     <w:p>
+      <w:r>
+        <w:t>Types – N chanel, P Channel, Diode</w:t>
+      </w:r>
+    </w:p>
+    <w:p>
       <w:pPr>
         <w:pStyle w:val="ListParagraph"/>
         <w:numPr>
@@ -126,7 +131,13 @@
         </w:numPr>
       </w:pPr>
       <w:r>
-        <w:t>AC OK – sio feedback</w:t>
+        <w:t>AC OK</w:t>
+      </w:r>
+      <w:r>
+        <w:t xml:space="preserve"> `3.3 volt pull ke through</w:t>
+      </w:r>
+      <w:r>
+        <w:t xml:space="preserve"> – sio feedback</w:t>
       </w:r>
       <w:r>
         <w:t>( send msg to sio ki power aa rha hai)</w:t>
@@ -196,6 +207,23 @@
           <w:b/>
           <w:bCs/>
         </w:rPr>
+        <w:t>Regn</w:t>
+      </w:r>
+    </w:p>
+    <w:p>
+      <w:pPr>
+        <w:rPr>
+          <w:rFonts w:ascii="Georgia" w:hAnsi="Georgia"/>
+          <w:b/>
+          <w:bCs/>
+        </w:rPr>
+      </w:pPr>
+      <w:r>
+        <w:rPr>
+          <w:rFonts w:ascii="Georgia" w:hAnsi="Georgia"/>
+          <w:b/>
+          <w:bCs/>
+        </w:rPr>
         <w:t>VCC</w:t>
       </w:r>
       <w:r>
@@ -267,20 +295,16 @@
     </w:p>
     <w:p>
       <w:pPr>
-        <w:spacing w:after="0"/>
-        <w:rPr>
-          <w:rFonts w:ascii="Georgia" w:hAnsi="Georgia"/>
-          <w:b/>
-          <w:bCs/>
-        </w:rPr>
-      </w:pPr>
-    </w:p>
-    <w:p>
-      <w:pPr>
-        <w:rPr>
-          <w:rFonts w:ascii="Georgia" w:hAnsi="Georgia"/>
-        </w:rPr>
-      </w:pPr>
+        <w:rPr>
+          <w:rFonts w:ascii="Georgia" w:hAnsi="Georgia"/>
+        </w:rPr>
+      </w:pPr>
+      <w:r>
+        <w:rPr>
+          <w:rFonts w:ascii="Georgia" w:hAnsi="Georgia"/>
+        </w:rPr>
+        <w:t>(</w:t>
+      </w:r>
       <w:r>
         <w:rPr>
           <w:rFonts w:ascii="Georgia" w:hAnsi="Georgia"/>
@@ -389,30 +413,90 @@
         </w:rPr>
         <w:t>NOTE</w:t>
       </w:r>
-    </w:p>
-    <w:p>
-      <w:pPr>
-        <w:rPr>
-          <w:rFonts w:ascii="Georgia" w:hAnsi="Georgia"/>
-        </w:rPr>
-      </w:pPr>
-      <w:r>
-        <w:rPr>
-          <w:rFonts w:ascii="Georgia" w:hAnsi="Georgia"/>
-        </w:rPr>
-        <w:t>P-Channel Mosfet me ACDRV nhi hota hai kyu ke 25 not required</w:t>
-      </w:r>
-    </w:p>
-    <w:p>
-      <w:pPr>
-        <w:rPr>
-          <w:rFonts w:ascii="Georgia" w:hAnsi="Georgia"/>
-        </w:rPr>
-      </w:pPr>
-      <w:r>
-        <w:rPr>
-          <w:rFonts w:ascii="Georgia" w:hAnsi="Georgia"/>
-        </w:rPr>
+      <w:r>
+        <w:rPr>
+          <w:rFonts w:ascii="Georgia" w:hAnsi="Georgia"/>
+        </w:rPr>
+        <w:t>- P Channel Concept</w:t>
+      </w:r>
+    </w:p>
+    <w:p>
+      <w:pPr>
+        <w:rPr>
+          <w:rFonts w:ascii="Georgia" w:hAnsi="Georgia"/>
+        </w:rPr>
+      </w:pPr>
+      <w:r>
+        <w:rPr>
+          <w:rFonts w:ascii="Georgia" w:hAnsi="Georgia"/>
+          <w:highlight w:val="yellow"/>
+        </w:rPr>
+        <w:t>P-Channel</w:t>
+      </w:r>
+      <w:r>
+        <w:rPr>
+          <w:rFonts w:ascii="Georgia" w:hAnsi="Georgia"/>
+        </w:rPr>
+        <w:t xml:space="preserve"> Mosfet me </w:t>
+      </w:r>
+      <w:r>
+        <w:rPr>
+          <w:rFonts w:ascii="Georgia" w:hAnsi="Georgia"/>
+          <w:highlight w:val="yellow"/>
+        </w:rPr>
+        <w:t>ACDRV</w:t>
+      </w:r>
+      <w:r>
+        <w:rPr>
+          <w:rFonts w:ascii="Georgia" w:hAnsi="Georgia"/>
+        </w:rPr>
+        <w:t xml:space="preserve"> nhi hota hai kyu ke 25 not required</w:t>
+      </w:r>
+    </w:p>
+    <w:p>
+      <w:pPr>
+        <w:rPr>
+          <w:rFonts w:ascii="Georgia" w:hAnsi="Georgia"/>
+        </w:rPr>
+      </w:pPr>
+      <w:r>
+        <w:rPr>
+          <w:rFonts w:ascii="Georgia" w:hAnsi="Georgia"/>
+          <w:highlight w:val="yellow"/>
+        </w:rPr>
+        <w:t>P-Channel</w:t>
+      </w:r>
+      <w:r>
+        <w:rPr>
+          <w:rFonts w:ascii="Georgia" w:hAnsi="Georgia"/>
+        </w:rPr>
+        <w:t xml:space="preserve"> Mosfet me </w:t>
+      </w:r>
+      <w:r>
+        <w:rPr>
+          <w:rFonts w:ascii="Georgia" w:hAnsi="Georgia"/>
+          <w:highlight w:val="yellow"/>
+        </w:rPr>
+        <w:t>CMSRC</w:t>
+      </w:r>
+      <w:r>
+        <w:rPr>
+          <w:rFonts w:ascii="Georgia" w:hAnsi="Georgia"/>
+        </w:rPr>
+        <w:t xml:space="preserve"> nhi hota hai</w:t>
+      </w:r>
+    </w:p>
+    <w:p>
+      <w:pPr>
+        <w:rPr>
+          <w:rFonts w:ascii="Georgia" w:hAnsi="Georgia"/>
+        </w:rPr>
+      </w:pPr>
+      <w:r>
+        <w:rPr>
+          <w:rFonts w:ascii="Georgia" w:hAnsi="Georgia"/>
+        </w:rPr>
+        <w:lastRenderedPageBreak/>
         <w:t>P channel low  voltage = ON</w:t>
       </w:r>
     </w:p>
@@ -426,6 +510,26 @@
         <w:rPr>
           <w:rFonts w:ascii="Georgia" w:hAnsi="Georgia"/>
         </w:rPr>
+        <w:t>Note : DC Jack voltage CLR Voltage ke equal hona chahiye…</w:t>
+      </w:r>
+    </w:p>
+    <w:p>
+      <w:pPr>
+        <w:rPr>
+          <w:rFonts w:ascii="Georgia" w:hAnsi="Georgia"/>
+        </w:rPr>
+      </w:pPr>
+    </w:p>
+    <w:p>
+      <w:pPr>
+        <w:rPr>
+          <w:rFonts w:ascii="Georgia" w:hAnsi="Georgia"/>
+        </w:rPr>
+      </w:pPr>
+      <w:r>
+        <w:rPr>
+          <w:rFonts w:ascii="Georgia" w:hAnsi="Georgia"/>
+        </w:rPr>
         <w:t>G=S OFF</w:t>
       </w:r>
     </w:p>
@@ -443,7 +547,6 @@
           <w:b/>
           <w:bCs/>
         </w:rPr>
-        <w:lastRenderedPageBreak/>
         <w:t>Random</w:t>
       </w:r>
     </w:p>

--- a/Nitya_Laptop/MB Section/1-VIN Section/VIN.docx
+++ b/Nitya_Laptop/MB Section/1-VIN Section/VIN.docx
@@ -58,7 +58,17 @@
       </w:r>
     </w:p>
     <w:p>
-      <w:r>
+      <w:pPr>
+        <w:rPr>
+          <w:b/>
+          <w:bCs/>
+        </w:rPr>
+      </w:pPr>
+      <w:r>
+        <w:rPr>
+          <w:b/>
+          <w:bCs/>
+        </w:rPr>
         <w:t>Types – N chanel, P Channel, Diode</w:t>
       </w:r>
     </w:p>
@@ -95,7 +105,13 @@
         </w:numPr>
       </w:pPr>
       <w:r>
-        <w:t>REGN 6V  (ic internal work ok)</w:t>
+        <w:t>REGN 6V  (ic</w:t>
+      </w:r>
+      <w:r>
+        <w:t xml:space="preserve"> start</w:t>
+      </w:r>
+      <w:r>
+        <w:t xml:space="preserve"> internal work ok)</w:t>
       </w:r>
     </w:p>
     <w:p>
@@ -405,17 +421,23 @@
       <w:pPr>
         <w:rPr>
           <w:rFonts w:ascii="Georgia" w:hAnsi="Georgia"/>
-        </w:rPr>
-      </w:pPr>
-      <w:r>
-        <w:rPr>
-          <w:rFonts w:ascii="Georgia" w:hAnsi="Georgia"/>
+          <w:b/>
+          <w:bCs/>
+        </w:rPr>
+      </w:pPr>
+      <w:r>
+        <w:rPr>
+          <w:rFonts w:ascii="Georgia" w:hAnsi="Georgia"/>
+          <w:b/>
+          <w:bCs/>
         </w:rPr>
         <w:t>NOTE</w:t>
       </w:r>
       <w:r>
         <w:rPr>
           <w:rFonts w:ascii="Georgia" w:hAnsi="Georgia"/>
+          <w:b/>
+          <w:bCs/>
         </w:rPr>
         <w:t>- P Channel Concept</w:t>
       </w:r>

--- a/Nitya_Laptop/MB Section/1-VIN Section/VIN.docx
+++ b/Nitya_Laptop/MB Section/1-VIN Section/VIN.docx
@@ -1,6 +1,6 @@
 
 <file path=word/document.xml><?xml version="1.0" encoding="utf-8"?>
-<w:document xmlns:wpc="http://schemas.microsoft.com/office/word/2010/wordprocessingCanvas" xmlns:cx="http://schemas.microsoft.com/office/drawing/2014/chartex" xmlns:cx1="http://schemas.microsoft.com/office/drawing/2015/9/8/chartex" xmlns:cx2="http://schemas.microsoft.com/office/drawing/2015/10/21/chartex" xmlns:cx3="http://schemas.microsoft.com/office/drawing/2016/5/9/chartex" xmlns:cx4="http://schemas.microsoft.com/office/drawing/2016/5/10/chartex" xmlns:cx5="http://schemas.microsoft.com/office/drawing/2016/5/11/chartex" xmlns:cx6="http://schemas.microsoft.com/office/drawing/2016/5/12/chartex" xmlns:cx7="http://schemas.microsoft.com/office/drawing/2016/5/13/chartex" xmlns:cx8="http://schemas.microsoft.com/office/drawing/2016/5/14/chartex" xmlns:mc="http://schemas.openxmlformats.org/markup-compatibility/2006" xmlns:aink="http://schemas.microsoft.com/office/drawing/2016/ink" xmlns:am3d="http://schemas.microsoft.com/office/drawing/2017/model3d" xmlns:o="urn:schemas-microsoft-com:office:office" xmlns:oel="http://schemas.microsoft.com/office/2019/extlst" xmlns:r="http://schemas.openxmlformats.org/officeDocument/2006/relationships" xmlns:m="http://schemas.openxmlformats.org/officeDocument/2006/math" xmlns:v="urn:schemas-microsoft-com:vml" xmlns:wp14="http://schemas.microsoft.com/office/word/2010/wordprocessingDrawing" xmlns:wp="http://schemas.openxmlformats.org/drawingml/2006/wordprocessingDrawing" xmlns:w10="urn:schemas-microsoft-com:office:word" xmlns:w="http://schemas.openxmlformats.org/wordprocessingml/2006/main" xmlns:w14="http://schemas.microsoft.com/office/word/2010/wordml" xmlns:w15="http://schemas.microsoft.com/office/word/2012/wordml" xmlns:w16cex="http://schemas.microsoft.com/office/word/2018/wordml/cex" xmlns:w16cid="http://schemas.microsoft.com/office/word/2016/wordml/cid" xmlns:w16="http://schemas.microsoft.com/office/word/2018/wordml" xmlns:w16sdtdh="http://schemas.microsoft.com/office/word/2020/wordml/sdtdatahash" xmlns:w16se="http://schemas.microsoft.com/office/word/2015/wordml/symex" xmlns:wpg="http://schemas.microsoft.com/office/word/2010/wordprocessingGroup" xmlns:wpi="http://schemas.microsoft.com/office/word/2010/wordprocessingInk" xmlns:wne="http://schemas.microsoft.com/office/word/2006/wordml" xmlns:wps="http://schemas.microsoft.com/office/word/2010/wordprocessingShape" mc:Ignorable="w14 w15 w16se w16cid w16 w16cex w16sdtdh wp14">
+<w:document xmlns:wpc="http://schemas.microsoft.com/office/word/2010/wordprocessingCanvas" xmlns:cx="http://schemas.microsoft.com/office/drawing/2014/chartex" xmlns:cx1="http://schemas.microsoft.com/office/drawing/2015/9/8/chartex" xmlns:cx2="http://schemas.microsoft.com/office/drawing/2015/10/21/chartex" xmlns:cx3="http://schemas.microsoft.com/office/drawing/2016/5/9/chartex" xmlns:cx4="http://schemas.microsoft.com/office/drawing/2016/5/10/chartex" xmlns:cx5="http://schemas.microsoft.com/office/drawing/2016/5/11/chartex" xmlns:cx6="http://schemas.microsoft.com/office/drawing/2016/5/12/chartex" xmlns:cx7="http://schemas.microsoft.com/office/drawing/2016/5/13/chartex" xmlns:cx8="http://schemas.microsoft.com/office/drawing/2016/5/14/chartex" xmlns:mc="http://schemas.openxmlformats.org/markup-compatibility/2006" xmlns:aink="http://schemas.microsoft.com/office/drawing/2016/ink" xmlns:am3d="http://schemas.microsoft.com/office/drawing/2017/model3d" xmlns:o="urn:schemas-microsoft-com:office:office" xmlns:r="http://schemas.openxmlformats.org/officeDocument/2006/relationships" xmlns:m="http://schemas.openxmlformats.org/officeDocument/2006/math" xmlns:v="urn:schemas-microsoft-com:vml" xmlns:wp14="http://schemas.microsoft.com/office/word/2010/wordprocessingDrawing" xmlns:wp="http://schemas.openxmlformats.org/drawingml/2006/wordprocessingDrawing" xmlns:w10="urn:schemas-microsoft-com:office:word" xmlns:w="http://schemas.openxmlformats.org/wordprocessingml/2006/main" xmlns:w14="http://schemas.microsoft.com/office/word/2010/wordml" xmlns:w15="http://schemas.microsoft.com/office/word/2012/wordml" xmlns:w16cex="http://schemas.microsoft.com/office/word/2018/wordml/cex" xmlns:w16cid="http://schemas.microsoft.com/office/word/2016/wordml/cid" xmlns:w16="http://schemas.microsoft.com/office/word/2018/wordml" xmlns:w16sdtdh="http://schemas.microsoft.com/office/word/2020/wordml/sdtdatahash" xmlns:w16se="http://schemas.microsoft.com/office/word/2015/wordml/symex" xmlns:wpg="http://schemas.microsoft.com/office/word/2010/wordprocessingGroup" xmlns:wpi="http://schemas.microsoft.com/office/word/2010/wordprocessingInk" xmlns:wne="http://schemas.microsoft.com/office/word/2006/wordml" xmlns:wps="http://schemas.microsoft.com/office/word/2010/wordprocessingShape" mc:Ignorable="w14 w15 w16se w16cid w16 w16cex w16sdtdh wp14">
   <w:body>
     <w:p>
       <w:r>
@@ -306,7 +306,23 @@
           <w:b/>
           <w:bCs/>
         </w:rPr>
-        <w:t xml:space="preserve"> (3.3 volt pull ke throug)</w:t>
+        <w:t xml:space="preserve"> (3.3 volt </w:t>
+      </w:r>
+      <w:r>
+        <w:rPr>
+          <w:rFonts w:ascii="Georgia" w:hAnsi="Georgia"/>
+          <w:b/>
+          <w:bCs/>
+        </w:rPr>
+        <w:t>pull-through</w:t>
+      </w:r>
+      <w:r>
+        <w:rPr>
+          <w:rFonts w:ascii="Georgia" w:hAnsi="Georgia"/>
+          <w:b/>
+          <w:bCs/>
+        </w:rPr>
+        <w:t>)</w:t>
       </w:r>
     </w:p>
     <w:p>
@@ -414,7 +430,19 @@
         <w:rPr>
           <w:rFonts w:ascii="Georgia" w:hAnsi="Georgia"/>
         </w:rPr>
-        <w:t>SRP, SRN – CLR for battery current measurment ke liye.</w:t>
+        <w:t xml:space="preserve">SRP, SRN – CLR for battery current </w:t>
+      </w:r>
+      <w:r>
+        <w:rPr>
+          <w:rFonts w:ascii="Georgia" w:hAnsi="Georgia"/>
+        </w:rPr>
+        <w:t>measurement</w:t>
+      </w:r>
+      <w:r>
+        <w:rPr>
+          <w:rFonts w:ascii="Georgia" w:hAnsi="Georgia"/>
+        </w:rPr>
+        <w:t xml:space="preserve"> ke liye.</w:t>
       </w:r>
     </w:p>
     <w:p>
@@ -459,7 +487,19 @@
         <w:rPr>
           <w:rFonts w:ascii="Georgia" w:hAnsi="Georgia"/>
         </w:rPr>
-        <w:t xml:space="preserve"> Mosfet me </w:t>
+        <w:t xml:space="preserve"> </w:t>
+      </w:r>
+      <w:r>
+        <w:rPr>
+          <w:rFonts w:ascii="Georgia" w:hAnsi="Georgia"/>
+        </w:rPr>
+        <w:t>MOSFET</w:t>
+      </w:r>
+      <w:r>
+        <w:rPr>
+          <w:rFonts w:ascii="Georgia" w:hAnsi="Georgia"/>
+        </w:rPr>
+        <w:t xml:space="preserve"> me </w:t>
       </w:r>
       <w:r>
         <w:rPr>
@@ -492,7 +532,19 @@
         <w:rPr>
           <w:rFonts w:ascii="Georgia" w:hAnsi="Georgia"/>
         </w:rPr>
-        <w:t xml:space="preserve"> Mosfet me </w:t>
+        <w:t xml:space="preserve"> </w:t>
+      </w:r>
+      <w:r>
+        <w:rPr>
+          <w:rFonts w:ascii="Georgia" w:hAnsi="Georgia"/>
+        </w:rPr>
+        <w:t>MOSFET</w:t>
+      </w:r>
+      <w:r>
+        <w:rPr>
+          <w:rFonts w:ascii="Georgia" w:hAnsi="Georgia"/>
+        </w:rPr>
+        <w:t xml:space="preserve"> me </w:t>
       </w:r>
       <w:r>
         <w:rPr>
@@ -532,7 +584,7 @@
         <w:rPr>
           <w:rFonts w:ascii="Georgia" w:hAnsi="Georgia"/>
         </w:rPr>
-        <w:t>Note : DC Jack voltage CLR Voltage ke equal hona chahiye…</w:t>
+        <w:t>Note: DC Jack voltage CLR Voltage ke equal hona chahiye…</w:t>
       </w:r>
     </w:p>
     <w:p>
@@ -618,7 +670,7 @@
 </file>
 
 <file path=word/numbering.xml><?xml version="1.0" encoding="utf-8"?>
-<w:numbering xmlns:wpc="http://schemas.microsoft.com/office/word/2010/wordprocessingCanvas" xmlns:cx="http://schemas.microsoft.com/office/drawing/2014/chartex" xmlns:cx1="http://schemas.microsoft.com/office/drawing/2015/9/8/chartex" xmlns:cx2="http://schemas.microsoft.com/office/drawing/2015/10/21/chartex" xmlns:cx3="http://schemas.microsoft.com/office/drawing/2016/5/9/chartex" xmlns:cx4="http://schemas.microsoft.com/office/drawing/2016/5/10/chartex" xmlns:cx5="http://schemas.microsoft.com/office/drawing/2016/5/11/chartex" xmlns:cx6="http://schemas.microsoft.com/office/drawing/2016/5/12/chartex" xmlns:cx7="http://schemas.microsoft.com/office/drawing/2016/5/13/chartex" xmlns:cx8="http://schemas.microsoft.com/office/drawing/2016/5/14/chartex" xmlns:mc="http://schemas.openxmlformats.org/markup-compatibility/2006" xmlns:aink="http://schemas.microsoft.com/office/drawing/2016/ink" xmlns:am3d="http://schemas.microsoft.com/office/drawing/2017/model3d" xmlns:o="urn:schemas-microsoft-com:office:office" xmlns:oel="http://schemas.microsoft.com/office/2019/extlst" xmlns:r="http://schemas.openxmlformats.org/officeDocument/2006/relationships" xmlns:m="http://schemas.openxmlformats.org/officeDocument/2006/math" xmlns:v="urn:schemas-microsoft-com:vml" xmlns:wp14="http://schemas.microsoft.com/office/word/2010/wordprocessingDrawing" xmlns:wp="http://schemas.openxmlformats.org/drawingml/2006/wordprocessingDrawing" xmlns:w10="urn:schemas-microsoft-com:office:word" xmlns:w="http://schemas.openxmlformats.org/wordprocessingml/2006/main" xmlns:w14="http://schemas.microsoft.com/office/word/2010/wordml" xmlns:w15="http://schemas.microsoft.com/office/word/2012/wordml" xmlns:w16cex="http://schemas.microsoft.com/office/word/2018/wordml/cex" xmlns:w16cid="http://schemas.microsoft.com/office/word/2016/wordml/cid" xmlns:w16="http://schemas.microsoft.com/office/word/2018/wordml" xmlns:w16sdtdh="http://schemas.microsoft.com/office/word/2020/wordml/sdtdatahash" xmlns:w16se="http://schemas.microsoft.com/office/word/2015/wordml/symex" xmlns:wpg="http://schemas.microsoft.com/office/word/2010/wordprocessingGroup" xmlns:wpi="http://schemas.microsoft.com/office/word/2010/wordprocessingInk" xmlns:wne="http://schemas.microsoft.com/office/word/2006/wordml" xmlns:wps="http://schemas.microsoft.com/office/word/2010/wordprocessingShape" mc:Ignorable="w14 w15 w16se w16cid w16 w16cex w16sdtdh wp14">
+<w:numbering xmlns:wpc="http://schemas.microsoft.com/office/word/2010/wordprocessingCanvas" xmlns:cx="http://schemas.microsoft.com/office/drawing/2014/chartex" xmlns:cx1="http://schemas.microsoft.com/office/drawing/2015/9/8/chartex" xmlns:cx2="http://schemas.microsoft.com/office/drawing/2015/10/21/chartex" xmlns:cx3="http://schemas.microsoft.com/office/drawing/2016/5/9/chartex" xmlns:cx4="http://schemas.microsoft.com/office/drawing/2016/5/10/chartex" xmlns:cx5="http://schemas.microsoft.com/office/drawing/2016/5/11/chartex" xmlns:cx6="http://schemas.microsoft.com/office/drawing/2016/5/12/chartex" xmlns:cx7="http://schemas.microsoft.com/office/drawing/2016/5/13/chartex" xmlns:cx8="http://schemas.microsoft.com/office/drawing/2016/5/14/chartex" xmlns:mc="http://schemas.openxmlformats.org/markup-compatibility/2006" xmlns:aink="http://schemas.microsoft.com/office/drawing/2016/ink" xmlns:am3d="http://schemas.microsoft.com/office/drawing/2017/model3d" xmlns:o="urn:schemas-microsoft-com:office:office" xmlns:r="http://schemas.openxmlformats.org/officeDocument/2006/relationships" xmlns:m="http://schemas.openxmlformats.org/officeDocument/2006/math" xmlns:v="urn:schemas-microsoft-com:vml" xmlns:wp14="http://schemas.microsoft.com/office/word/2010/wordprocessingDrawing" xmlns:wp="http://schemas.openxmlformats.org/drawingml/2006/wordprocessingDrawing" xmlns:w10="urn:schemas-microsoft-com:office:word" xmlns:w="http://schemas.openxmlformats.org/wordprocessingml/2006/main" xmlns:w14="http://schemas.microsoft.com/office/word/2010/wordml" xmlns:w15="http://schemas.microsoft.com/office/word/2012/wordml" xmlns:w16cex="http://schemas.microsoft.com/office/word/2018/wordml/cex" xmlns:w16cid="http://schemas.microsoft.com/office/word/2016/wordml/cid" xmlns:w16="http://schemas.microsoft.com/office/word/2018/wordml" xmlns:w16sdtdh="http://schemas.microsoft.com/office/word/2020/wordml/sdtdatahash" xmlns:w16se="http://schemas.microsoft.com/office/word/2015/wordml/symex" xmlns:wpg="http://schemas.microsoft.com/office/word/2010/wordprocessingGroup" xmlns:wpi="http://schemas.microsoft.com/office/word/2010/wordprocessingInk" xmlns:wne="http://schemas.microsoft.com/office/word/2006/wordml" xmlns:wps="http://schemas.microsoft.com/office/word/2010/wordprocessingShape" mc:Ignorable="w14 w15 w16se w16cid w16 w16cex w16sdtdh wp14">
   <w:abstractNum w:abstractNumId="0" w15:restartNumberingAfterBreak="0">
     <w:nsid w:val="0F1B368A"/>
     <w:multiLevelType w:val="hybridMultilevel"/>
@@ -708,7 +760,7 @@
       </w:pPr>
     </w:lvl>
   </w:abstractNum>
-  <w:num w:numId="1" w16cid:durableId="1210142208">
+  <w:num w:numId="1">
     <w:abstractNumId w:val="0"/>
   </w:num>
 </w:numbering>

--- a/Nitya_Laptop/MB Section/1-VIN Section/VIN.docx
+++ b/Nitya_Laptop/MB Section/1-VIN Section/VIN.docx
@@ -1,6 +1,6 @@
 
 <file path=word/document.xml><?xml version="1.0" encoding="utf-8"?>
-<w:document xmlns:wpc="http://schemas.microsoft.com/office/word/2010/wordprocessingCanvas" xmlns:cx="http://schemas.microsoft.com/office/drawing/2014/chartex" xmlns:cx1="http://schemas.microsoft.com/office/drawing/2015/9/8/chartex" xmlns:cx2="http://schemas.microsoft.com/office/drawing/2015/10/21/chartex" xmlns:cx3="http://schemas.microsoft.com/office/drawing/2016/5/9/chartex" xmlns:cx4="http://schemas.microsoft.com/office/drawing/2016/5/10/chartex" xmlns:cx5="http://schemas.microsoft.com/office/drawing/2016/5/11/chartex" xmlns:cx6="http://schemas.microsoft.com/office/drawing/2016/5/12/chartex" xmlns:cx7="http://schemas.microsoft.com/office/drawing/2016/5/13/chartex" xmlns:cx8="http://schemas.microsoft.com/office/drawing/2016/5/14/chartex" xmlns:mc="http://schemas.openxmlformats.org/markup-compatibility/2006" xmlns:aink="http://schemas.microsoft.com/office/drawing/2016/ink" xmlns:am3d="http://schemas.microsoft.com/office/drawing/2017/model3d" xmlns:o="urn:schemas-microsoft-com:office:office" xmlns:r="http://schemas.openxmlformats.org/officeDocument/2006/relationships" xmlns:m="http://schemas.openxmlformats.org/officeDocument/2006/math" xmlns:v="urn:schemas-microsoft-com:vml" xmlns:wp14="http://schemas.microsoft.com/office/word/2010/wordprocessingDrawing" xmlns:wp="http://schemas.openxmlformats.org/drawingml/2006/wordprocessingDrawing" xmlns:w10="urn:schemas-microsoft-com:office:word" xmlns:w="http://schemas.openxmlformats.org/wordprocessingml/2006/main" xmlns:w14="http://schemas.microsoft.com/office/word/2010/wordml" xmlns:w15="http://schemas.microsoft.com/office/word/2012/wordml" xmlns:w16cex="http://schemas.microsoft.com/office/word/2018/wordml/cex" xmlns:w16cid="http://schemas.microsoft.com/office/word/2016/wordml/cid" xmlns:w16="http://schemas.microsoft.com/office/word/2018/wordml" xmlns:w16sdtdh="http://schemas.microsoft.com/office/word/2020/wordml/sdtdatahash" xmlns:w16se="http://schemas.microsoft.com/office/word/2015/wordml/symex" xmlns:wpg="http://schemas.microsoft.com/office/word/2010/wordprocessingGroup" xmlns:wpi="http://schemas.microsoft.com/office/word/2010/wordprocessingInk" xmlns:wne="http://schemas.microsoft.com/office/word/2006/wordml" xmlns:wps="http://schemas.microsoft.com/office/word/2010/wordprocessingShape" mc:Ignorable="w14 w15 w16se w16cid w16 w16cex w16sdtdh wp14">
+<w:document xmlns:wpc="http://schemas.microsoft.com/office/word/2010/wordprocessingCanvas" xmlns:cx="http://schemas.microsoft.com/office/drawing/2014/chartex" xmlns:cx1="http://schemas.microsoft.com/office/drawing/2015/9/8/chartex" xmlns:cx2="http://schemas.microsoft.com/office/drawing/2015/10/21/chartex" xmlns:cx3="http://schemas.microsoft.com/office/drawing/2016/5/9/chartex" xmlns:cx4="http://schemas.microsoft.com/office/drawing/2016/5/10/chartex" xmlns:cx5="http://schemas.microsoft.com/office/drawing/2016/5/11/chartex" xmlns:cx6="http://schemas.microsoft.com/office/drawing/2016/5/12/chartex" xmlns:cx7="http://schemas.microsoft.com/office/drawing/2016/5/13/chartex" xmlns:cx8="http://schemas.microsoft.com/office/drawing/2016/5/14/chartex" xmlns:mc="http://schemas.openxmlformats.org/markup-compatibility/2006" xmlns:aink="http://schemas.microsoft.com/office/drawing/2016/ink" xmlns:am3d="http://schemas.microsoft.com/office/drawing/2017/model3d" xmlns:o="urn:schemas-microsoft-com:office:office" xmlns:oel="http://schemas.microsoft.com/office/2019/extlst" xmlns:r="http://schemas.openxmlformats.org/officeDocument/2006/relationships" xmlns:m="http://schemas.openxmlformats.org/officeDocument/2006/math" xmlns:v="urn:schemas-microsoft-com:vml" xmlns:wp14="http://schemas.microsoft.com/office/word/2010/wordprocessingDrawing" xmlns:wp="http://schemas.openxmlformats.org/drawingml/2006/wordprocessingDrawing" xmlns:w10="urn:schemas-microsoft-com:office:word" xmlns:w="http://schemas.openxmlformats.org/wordprocessingml/2006/main" xmlns:w14="http://schemas.microsoft.com/office/word/2010/wordml" xmlns:w15="http://schemas.microsoft.com/office/word/2012/wordml" xmlns:w16cex="http://schemas.microsoft.com/office/word/2018/wordml/cex" xmlns:w16cid="http://schemas.microsoft.com/office/word/2016/wordml/cid" xmlns:w16="http://schemas.microsoft.com/office/word/2018/wordml" xmlns:w16sdtdh="http://schemas.microsoft.com/office/word/2020/wordml/sdtdatahash" xmlns:w16se="http://schemas.microsoft.com/office/word/2015/wordml/symex" xmlns:wpg="http://schemas.microsoft.com/office/word/2010/wordprocessingGroup" xmlns:wpi="http://schemas.microsoft.com/office/word/2010/wordprocessingInk" xmlns:wne="http://schemas.microsoft.com/office/word/2006/wordml" xmlns:wps="http://schemas.microsoft.com/office/word/2010/wordprocessingShape" mc:Ignorable="w14 w15 w16se w16cid w16 w16cex w16sdtdh wp14">
   <w:body>
     <w:p>
       <w:r>
@@ -83,6 +83,9 @@
       <w:r>
         <w:t>VCC</w:t>
       </w:r>
+      <w:r>
+        <w:t xml:space="preserve"> 19V</w:t>
+      </w:r>
     </w:p>
     <w:p>
       <w:pPr>
@@ -95,6 +98,9 @@
       <w:r>
         <w:t>ACDET</w:t>
       </w:r>
+      <w:r>
+        <w:t xml:space="preserve"> ~2.4-3.0V (as per voltage devider) or as a enable</w:t>
+      </w:r>
     </w:p>
     <w:p>
       <w:pPr>
@@ -158,6 +164,15 @@
       <w:r>
         <w:t>( send msg to sio ki power aa rha hai)</w:t>
       </w:r>
+      <w:r>
+        <w:t xml:space="preserve">- </w:t>
+      </w:r>
+      <w:r>
+        <w:rPr>
+          <w:highlight w:val="yellow"/>
+        </w:rPr>
+        <w:t>ACDET is must</w:t>
+      </w:r>
     </w:p>
     <w:p>
       <w:pPr>
@@ -362,6 +377,33 @@
         </w:rPr>
         <w:t>ACDET – 2.6-3.0V Valid adapter insert hai ya nhi…</w:t>
       </w:r>
+      <w:r>
+        <w:rPr>
+          <w:rFonts w:ascii="Georgia" w:hAnsi="Georgia"/>
+        </w:rPr>
+        <w:t xml:space="preserve"> </w:t>
+      </w:r>
+    </w:p>
+    <w:p>
+      <w:pPr>
+        <w:rPr>
+          <w:rFonts w:ascii="Georgia" w:hAnsi="Georgia"/>
+        </w:rPr>
+      </w:pPr>
+      <w:r>
+        <w:rPr>
+          <w:rFonts w:ascii="Georgia" w:hAnsi="Georgia"/>
+          <w:highlight w:val="yellow"/>
+        </w:rPr>
+        <w:t>Note:  ACDET nhi hoga to ACOK release nhi hoga</w:t>
+      </w:r>
+      <w:r>
+        <w:rPr>
+          <w:rFonts w:ascii="Georgia" w:hAnsi="Georgia"/>
+          <w:highlight w:val="yellow"/>
+        </w:rPr>
+        <w:t>, ACOK ka apna volt LH nhi hota hai, Pull ke through hota hai..</w:t>
+      </w:r>
     </w:p>
     <w:p>
       <w:pPr>
@@ -481,6 +523,7 @@
           <w:rFonts w:ascii="Georgia" w:hAnsi="Georgia"/>
           <w:highlight w:val="yellow"/>
         </w:rPr>
+        <w:lastRenderedPageBreak/>
         <w:t>P-Channel</w:t>
       </w:r>
       <w:r>
@@ -570,7 +613,6 @@
         <w:rPr>
           <w:rFonts w:ascii="Georgia" w:hAnsi="Georgia"/>
         </w:rPr>
-        <w:lastRenderedPageBreak/>
         <w:t>P channel low  voltage = ON</w:t>
       </w:r>
     </w:p>
@@ -656,6 +698,49 @@
           <w:bCs/>
         </w:rPr>
         <w:t>Close Drain</w:t>
+      </w:r>
+    </w:p>
+    <w:p>
+      <w:pPr>
+        <w:rPr>
+          <w:rFonts w:ascii="Georgia" w:hAnsi="Georgia"/>
+          <w:b/>
+          <w:bCs/>
+        </w:rPr>
+      </w:pPr>
+    </w:p>
+    <w:p>
+      <w:pPr>
+        <w:rPr>
+          <w:rFonts w:ascii="Georgia" w:hAnsi="Georgia"/>
+          <w:b/>
+          <w:bCs/>
+        </w:rPr>
+      </w:pPr>
+      <w:r>
+        <w:rPr>
+          <w:rFonts w:ascii="Georgia" w:hAnsi="Georgia"/>
+          <w:b/>
+          <w:bCs/>
+        </w:rPr>
+        <w:t>ACOK – High Active 3.3V</w:t>
+      </w:r>
+    </w:p>
+    <w:p>
+      <w:pPr>
+        <w:rPr>
+          <w:rFonts w:ascii="Georgia" w:hAnsi="Georgia"/>
+          <w:b/>
+          <w:bCs/>
+        </w:rPr>
+      </w:pPr>
+      <w:r>
+        <w:rPr>
+          <w:rFonts w:ascii="Georgia" w:hAnsi="Georgia"/>
+          <w:b/>
+          <w:bCs/>
+        </w:rPr>
+        <w:t>ACOK# - low Active 0v</w:t>
       </w:r>
     </w:p>
     <w:sectPr>
@@ -670,7 +755,7 @@
 </file>
 
 <file path=word/numbering.xml><?xml version="1.0" encoding="utf-8"?>
-<w:numbering xmlns:wpc="http://schemas.microsoft.com/office/word/2010/wordprocessingCanvas" xmlns:cx="http://schemas.microsoft.com/office/drawing/2014/chartex" xmlns:cx1="http://schemas.microsoft.com/office/drawing/2015/9/8/chartex" xmlns:cx2="http://schemas.microsoft.com/office/drawing/2015/10/21/chartex" xmlns:cx3="http://schemas.microsoft.com/office/drawing/2016/5/9/chartex" xmlns:cx4="http://schemas.microsoft.com/office/drawing/2016/5/10/chartex" xmlns:cx5="http://schemas.microsoft.com/office/drawing/2016/5/11/chartex" xmlns:cx6="http://schemas.microsoft.com/office/drawing/2016/5/12/chartex" xmlns:cx7="http://schemas.microsoft.com/office/drawing/2016/5/13/chartex" xmlns:cx8="http://schemas.microsoft.com/office/drawing/2016/5/14/chartex" xmlns:mc="http://schemas.openxmlformats.org/markup-compatibility/2006" xmlns:aink="http://schemas.microsoft.com/office/drawing/2016/ink" xmlns:am3d="http://schemas.microsoft.com/office/drawing/2017/model3d" xmlns:o="urn:schemas-microsoft-com:office:office" xmlns:r="http://schemas.openxmlformats.org/officeDocument/2006/relationships" xmlns:m="http://schemas.openxmlformats.org/officeDocument/2006/math" xmlns:v="urn:schemas-microsoft-com:vml" xmlns:wp14="http://schemas.microsoft.com/office/word/2010/wordprocessingDrawing" xmlns:wp="http://schemas.openxmlformats.org/drawingml/2006/wordprocessingDrawing" xmlns:w10="urn:schemas-microsoft-com:office:word" xmlns:w="http://schemas.openxmlformats.org/wordprocessingml/2006/main" xmlns:w14="http://schemas.microsoft.com/office/word/2010/wordml" xmlns:w15="http://schemas.microsoft.com/office/word/2012/wordml" xmlns:w16cex="http://schemas.microsoft.com/office/word/2018/wordml/cex" xmlns:w16cid="http://schemas.microsoft.com/office/word/2016/wordml/cid" xmlns:w16="http://schemas.microsoft.com/office/word/2018/wordml" xmlns:w16sdtdh="http://schemas.microsoft.com/office/word/2020/wordml/sdtdatahash" xmlns:w16se="http://schemas.microsoft.com/office/word/2015/wordml/symex" xmlns:wpg="http://schemas.microsoft.com/office/word/2010/wordprocessingGroup" xmlns:wpi="http://schemas.microsoft.com/office/word/2010/wordprocessingInk" xmlns:wne="http://schemas.microsoft.com/office/word/2006/wordml" xmlns:wps="http://schemas.microsoft.com/office/word/2010/wordprocessingShape" mc:Ignorable="w14 w15 w16se w16cid w16 w16cex w16sdtdh wp14">
+<w:numbering xmlns:wpc="http://schemas.microsoft.com/office/word/2010/wordprocessingCanvas" xmlns:cx="http://schemas.microsoft.com/office/drawing/2014/chartex" xmlns:cx1="http://schemas.microsoft.com/office/drawing/2015/9/8/chartex" xmlns:cx2="http://schemas.microsoft.com/office/drawing/2015/10/21/chartex" xmlns:cx3="http://schemas.microsoft.com/office/drawing/2016/5/9/chartex" xmlns:cx4="http://schemas.microsoft.com/office/drawing/2016/5/10/chartex" xmlns:cx5="http://schemas.microsoft.com/office/drawing/2016/5/11/chartex" xmlns:cx6="http://schemas.microsoft.com/office/drawing/2016/5/12/chartex" xmlns:cx7="http://schemas.microsoft.com/office/drawing/2016/5/13/chartex" xmlns:cx8="http://schemas.microsoft.com/office/drawing/2016/5/14/chartex" xmlns:mc="http://schemas.openxmlformats.org/markup-compatibility/2006" xmlns:aink="http://schemas.microsoft.com/office/drawing/2016/ink" xmlns:am3d="http://schemas.microsoft.com/office/drawing/2017/model3d" xmlns:o="urn:schemas-microsoft-com:office:office" xmlns:oel="http://schemas.microsoft.com/office/2019/extlst" xmlns:r="http://schemas.openxmlformats.org/officeDocument/2006/relationships" xmlns:m="http://schemas.openxmlformats.org/officeDocument/2006/math" xmlns:v="urn:schemas-microsoft-com:vml" xmlns:wp14="http://schemas.microsoft.com/office/word/2010/wordprocessingDrawing" xmlns:wp="http://schemas.openxmlformats.org/drawingml/2006/wordprocessingDrawing" xmlns:w10="urn:schemas-microsoft-com:office:word" xmlns:w="http://schemas.openxmlformats.org/wordprocessingml/2006/main" xmlns:w14="http://schemas.microsoft.com/office/word/2010/wordml" xmlns:w15="http://schemas.microsoft.com/office/word/2012/wordml" xmlns:w16cex="http://schemas.microsoft.com/office/word/2018/wordml/cex" xmlns:w16cid="http://schemas.microsoft.com/office/word/2016/wordml/cid" xmlns:w16="http://schemas.microsoft.com/office/word/2018/wordml" xmlns:w16sdtdh="http://schemas.microsoft.com/office/word/2020/wordml/sdtdatahash" xmlns:w16se="http://schemas.microsoft.com/office/word/2015/wordml/symex" xmlns:wpg="http://schemas.microsoft.com/office/word/2010/wordprocessingGroup" xmlns:wpi="http://schemas.microsoft.com/office/word/2010/wordprocessingInk" xmlns:wne="http://schemas.microsoft.com/office/word/2006/wordml" xmlns:wps="http://schemas.microsoft.com/office/word/2010/wordprocessingShape" mc:Ignorable="w14 w15 w16se w16cid w16 w16cex w16sdtdh wp14">
   <w:abstractNum w:abstractNumId="0" w15:restartNumberingAfterBreak="0">
     <w:nsid w:val="0F1B368A"/>
     <w:multiLevelType w:val="hybridMultilevel"/>
@@ -760,7 +845,7 @@
       </w:pPr>
     </w:lvl>
   </w:abstractNum>
-  <w:num w:numId="1">
+  <w:num w:numId="1" w16cid:durableId="1566526487">
     <w:abstractNumId w:val="0"/>
   </w:num>
 </w:numbering>
